--- a/klagomål/A 61183-2025 FSC-klagomål.docx
+++ b/klagomål/A 61183-2025 FSC-klagomål.docx
@@ -692,7 +692,7 @@
     <w:r>
       <w:tab/>
       <w:tab/>
-      <w:t>2026-06-28</w:t>
+      <w:t>2026-06-29</w:t>
       <w:br/>
       <w:br/>
     </w:r>

--- a/klagomål/A 61183-2025 FSC-klagomål.docx
+++ b/klagomål/A 61183-2025 FSC-klagomål.docx
@@ -163,7 +163,7 @@
         <w:pStyle w:val="Title"/>
       </w:pPr>
       <w:r>
-        <w:t>Inledande FSC- /PEFC-klagomål – information om höga naturvärden i avverkningsanmälan A 61183-2025 i Ljusdals kommun</w:t>
+        <w:t>Inledande FSC- /PEFC-klagomål – information om höga naturvärden och fridlysta arter i avverkningsanmälan A 61183-2025 i Ljusdals kommun</w:t>
       </w:r>
     </w:p>
     <w:p>
@@ -178,7 +178,7 @@
       <w:r>
         <w:drawing>
           <wp:inline xmlns:a="http://schemas.openxmlformats.org/drawingml/2006/main" xmlns:pic="http://schemas.openxmlformats.org/drawingml/2006/picture">
-            <wp:extent cx="5486400" cy="5125337"/>
+            <wp:extent cx="5486400" cy="4961288"/>
             <wp:docPr id="1" name="Picture 1"/>
             <wp:cNvGraphicFramePr>
               <a:graphicFrameLocks noChangeAspect="1"/>
@@ -199,7 +199,7 @@
                   <pic:spPr>
                     <a:xfrm>
                       <a:off x="0" y="0"/>
-                      <a:ext cx="5486400" cy="5125337"/>
+                      <a:ext cx="5486400" cy="4961288"/>
                     </a:xfrm>
                     <a:prstGeom prst="rect"/>
                   </pic:spPr>
@@ -221,7 +221,7 @@
     </w:p>
     <w:p>
       <w:r>
-        <w:t>I och inom 19 meter från avverkningsanmälan finns fynd av 2 naturvårdsarter, varav 2 är rödlistade och 1 är typisk (T): garnlav (VU, T) och mörk kolflarnlav (NT). Se Figur 1.</w:t>
+        <w:t>I och inom 19 meter från avverkningsanmälan finns fynd av 8 naturvårdsarter, varav 7 är rödlistade, 1 är fridlyst och 6 är typiska (T): garnlav (VU, T), dropptaggsvamp (NT, T), kolflarnlav (NT, T), mörk kolflarnlav (NT), vedflamlav (NT), vedskivlav (NT, T), violettgrå tagellav (NT, T) och tjäder (T, §4). Se Figur 1.</w:t>
       </w:r>
     </w:p>
     <w:p>
@@ -244,7 +244,7 @@
     </w:p>
     <w:p>
       <w:r>
-        <w:t>Nedan följer beskrivningar av de naturvårdsarter och fridlysta arter som har sina livsmiljöer och växtplatser i den avverkningsanmälda skogen. De påträffade naturvårdsarterna är ett tydligt kvitto på att det rör sig om en skog med höga naturvärden.</w:t>
+        <w:t>Nedan följer beskrivningar av de naturvårdsarter och fridlysta arter som har sina livsmiljöer och växtplatser i den avverkningsanmälda skogen. Se även ytterligare artfakta i BILAGA 1. De påträffade naturvårdsarterna är ett tydligt kvitto på att det rör sig om en skog med höga naturvärden.</w:t>
       </w:r>
     </w:p>
     <w:p>
@@ -281,10 +281,139 @@
         <w:rPr>
           <w:b/>
         </w:rPr>
+        <w:t>Dropptaggsvamp (NT)</w:t>
+      </w:r>
+      <w:r>
+        <w:t xml:space="preserve"> bildar mykorrhiza med tall, främst i barrskog med trädkontinuitet, i magra, torra och ljusöppna lavtallskogar och i barrblandskogar med friskmossor och lingon i fältskiktet. Den totala populationen i landet har minskat och bedöms fortsätta minska till följd av slutavverkningar av tallskog. Det är högst oklart om arten långsiktigt kan etablera och reproducera sig i skogsbestånd som brukas med trakthyggesmetoder, markberedning, gödsling eller föryngring med förädlat plantmaterial. Uppfyller kriterierna för att bli rödlistad på grund av ny kunskap som visar att en större andel av populationen än tidigare bedömt är knuten till kontinuitetsbarrskog. Minskningstakten för den svenska populationen bedöms vara nära gränsvärdet för Sårbar (VU). Dropptaggsvamp är typisk art för </w:t>
+      </w:r>
+      <w:r>
+        <w:rPr>
+          <w:i/>
+        </w:rPr>
+        <w:t xml:space="preserve">9010 Taiga </w:t>
+      </w:r>
+      <w:r>
+        <w:t>(SLU Artdatabanken, 2026).</w:t>
+      </w:r>
+    </w:p>
+    <w:p>
+      <w:r>
+        <w:rPr>
+          <w:b/>
+        </w:rPr>
+        <w:t>Kolflarnlav (NT)</w:t>
+      </w:r>
+      <w:r>
+        <w:t xml:space="preserve"> är brandberoende och växer nästan uteslutande på kolad hård kärnved av tall. Etableringen verkar ske först 100–300 år efter brand och nytt substrat nybildas i mycket begränsad omfattning. Avverkning av tallskog av naturskogskaraktär med spår av återkommande bränder är ett hot och mängden lämplig ved att växa på för arten minskar dels på grund av naturlig nedbrytning men framförallt på grund av att det förstörs i samband med slutavverkningar, gallringar och markberedning. Såväl kolflarnlav som mörk kolflarnlav har glänsande bålfjäll och förekommer främst i tall- och blandbarrskogar av naturskogskaraktär med spår av återkommande bränder. Skogar som dessa hyser höga biologiska värden och bör skyddas. Kolflarnlav är typisk art för </w:t>
+      </w:r>
+      <w:r>
+        <w:rPr>
+          <w:i/>
+        </w:rPr>
+        <w:t>9010 Taiga</w:t>
+      </w:r>
+      <w:r>
+        <w:t xml:space="preserve"> (SLU Artdatabanken, 2024).</w:t>
+      </w:r>
+    </w:p>
+    <w:p>
+      <w:r>
+        <w:rPr>
+          <w:b/>
+        </w:rPr>
         <w:t>Mörk kolflarnlav (NT)</w:t>
       </w:r>
       <w:r>
         <w:t xml:space="preserve"> är brandberoende och växer nästan uteslutande på kolad hård kärnved av tall. Arten förekommer främst i glesa, öppna tall- och blandbarrskogar av naturskogskaraktär och etableringen verkar ske sent efter brand, kanske först efter 100–300 år. Mörk kolflarnlav indikerar skog med höga naturvärden och vanligast är att den påträffas på rester av nedbrunna torrakor och högstubbar och lågstubbar som är så grova att hela innandömet är urbränt. Tall- och blandbarrskogar av naturskogskaraktär med spår av återkommande bränder hyser höga biologiska värden och bör skyddas (SLU Artdatabanken, 2024).</w:t>
+      </w:r>
+    </w:p>
+    <w:p>
+      <w:r>
+        <w:rPr>
+          <w:b/>
+        </w:rPr>
+        <w:t>Vedflamlav (NT)</w:t>
+      </w:r>
+      <w:r>
+        <w:t xml:space="preserve"> växer på gammal hård och torr, exponerad kärnved av tall, främst på högstubbar i ljusöppna lägen, t.ex. vid och på myrar, sjökanter, i glesa hällmarkskogar och i brandpräglade tallnaturskogar. Substratet nyskapas i begränsad omfattning och arten är en utmärkt indikator på höga naturvärden i denna skogstyp. Tall- och barrblandskogar med naturskogskaraktär och spår av bränder har ofta höga biologiska värden och bör skyddas. På vedflamlavens bål kan den sällsynta spiklaven/parasiten </w:t>
+      </w:r>
+      <w:r>
+        <w:rPr>
+          <w:i/>
+        </w:rPr>
+        <w:t>Calicium ramboldiicola</w:t>
+      </w:r>
+      <w:r>
+        <w:t xml:space="preserve"> (VU) påträffas (SLU Artdatabanken, 2026).</w:t>
+      </w:r>
+    </w:p>
+    <w:p>
+      <w:r>
+        <w:rPr>
+          <w:b/>
+        </w:rPr>
+        <w:t>Vedskivlav (NT)</w:t>
+      </w:r>
+      <w:r>
+        <w:t xml:space="preserve"> växer på gammal, torr, exponerad, hård kärnved av framförallt tall i naturskogsartade bestånd. Avverkning av tallskog av naturskogskaraktär med spår av återkommande bränder är ett hot. Mängden lämplig ved att växa på för vedskivlav minskar, dels på grund av naturlig nedbrytning men framförallt på grund av att de förstörs i samband med slutavverkningar, gallringar och markberedning. Tall- och blandbarrskogar av naturskogskaraktär med spår av återkommande bränder bör skyddas. Vedskivlav är typisk art för </w:t>
+      </w:r>
+      <w:r>
+        <w:rPr>
+          <w:i/>
+        </w:rPr>
+        <w:t>9010 Taiga</w:t>
+      </w:r>
+      <w:r>
+        <w:t xml:space="preserve"> (SLU Artdatabanken, 2024).</w:t>
+      </w:r>
+    </w:p>
+    <w:p>
+      <w:r>
+        <w:rPr>
+          <w:b/>
+        </w:rPr>
+        <w:t>Violettgrå tagellav (NT)</w:t>
+      </w:r>
+      <w:r>
+        <w:t xml:space="preserve"> växer nästan uteslutande i gamla olikåldriga barrnaturskogar med lång skoglig kontinuitet och är en utmärkt signal på skog med höga naturvärden. Slutavverkning av tidigare aldrig slutavverkad skog (kontinuitetsskog) är det största hotet. Biotopen nyskapas i begränsad omfattning och barrskog äldre än 160 år, där den violettgrå tagellaven huvudsakligen påträffas har minskat med 50% de senaste 50 åren. Lågproduktiv skogsmark där laven förekommer bör undantas från skogsbruk och rika förekomster i äldre granskog bör skyddas. Arten är känslig för uttorkning och det är väsentligt att tillräckligt stora bestånd avsätts. Violettgrå tagellav är typisk art för </w:t>
+      </w:r>
+      <w:r>
+        <w:rPr>
+          <w:i/>
+        </w:rPr>
+        <w:t>9010 Taiga</w:t>
+      </w:r>
+      <w:r>
+        <w:t xml:space="preserve"> (SLU Artdatabanken, 2024; Nitare &amp; Skogsstyrelsen, 2019).</w:t>
+      </w:r>
+    </w:p>
+    <w:p>
+      <w:r>
+        <w:rPr>
+          <w:b/>
+        </w:rPr>
+        <w:t>Tjäder (§4)</w:t>
+      </w:r>
+      <w:r>
+        <w:t xml:space="preserve"> omfattas av bilaga 1 och 2 EU:s fågeldirektiv och är typisk art för </w:t>
+      </w:r>
+      <w:r>
+        <w:rPr>
+          <w:i/>
+        </w:rPr>
+        <w:t xml:space="preserve">9010 Taiga </w:t>
+      </w:r>
+      <w:r>
+        <w:t xml:space="preserve">och </w:t>
+      </w:r>
+      <w:r>
+        <w:rPr>
+          <w:i/>
+        </w:rPr>
+        <w:t>9740 Skogsbevuxen myr</w:t>
+      </w:r>
+      <w:r>
+        <w:t>. Tjädern är en utpräglad skogsfågel knuten till större sammanhängande barrskogsområden. Tupparna och hönorna utnyttjar till viss del olika miljöer, och habitatvalet varierar dessutom mellan olika delar av året. För att det ska finnas livskraftiga tjäderbestånd krävs funktionella skogslandskap med en blandning av uppvuxen, gles och luckig skog, täta sumpskogar, myrar och andra små våtmarker. Arten försvinner när skogen fragmenteras och den sammanlagda arealen hyggen och andra öppna områden blir för stor. Ett småskaligt och försiktigt virkesuttag genom hyggesfria metoder kan i vissa fall vara möjligt i området inom 200 m från lekcentrum. Längre ut från lekcentrum, inom 200–500 m bör den avverkade ytan inte överskrida 1 hektar för att undvika alltför stora och snabba förändringar (Skogsstyrelsen, 2019; SLU Artdatabanken, 2024).</w:t>
       </w:r>
     </w:p>
     <w:p>
@@ -339,6 +468,22 @@
       <w:r>
         <w:t>I den avverkningsanmälda skogen har fridlysta arter sina livsmiljöer och växtplatser. Att skada de fridlysta arternas livsmiljöer, växtplatser eller ekologiska funktion är inte tillåtet enligt artskyddsförordningen.</w:t>
       </w:r>
+      <w:r>
+        <w:rPr>
+          <w:i/>
+        </w:rPr>
+        <w:t xml:space="preserve"> EU:s medlemsländer och skogsbolag är skyldiga att agera i enlighet med EU:s fågeldirektiv där det uttryckligen står att direktivet gäller för fåglar samt för deras ägg, bon och </w:t>
+      </w:r>
+      <w:r>
+        <w:rPr>
+          <w:b/>
+          <w:i/>
+        </w:rPr>
+        <w:t xml:space="preserve">livsmiljöer </w:t>
+      </w:r>
+      <w:r>
+        <w:t>(artikel 1). Vidare att de åtgärder som vidtas inte får leda till en försämring av den nuvarande situationen beträffande bevarandet av de fågelarter som avses i artikel 1 (artikel 13).</w:t>
+      </w:r>
     </w:p>
     <w:p>
       <w:r>
@@ -377,7 +522,7 @@
         <w:rPr>
           <w:i/>
         </w:rPr>
-        <w:t>I det avverkningsanmälda skogsområdet har 2 naturvårdsarter varav 2 rödlistade arter sina livsmiljöer och växtplatser.</w:t>
+        <w:t>I det avverkningsanmälda skogsområdet har 8 naturvårdsarter varav 7 rödlistade arter sina livsmiljöer och växtplatser.</w:t>
       </w:r>
     </w:p>
     <w:p>
@@ -564,6 +709,88 @@
         <w:t>I den avverkningsanmälda skogen har fridlysta arter sina livsmiljöer och växtplatser. Att skada de fridlysta arternas livsmiljöer, växtplatser eller ekologiska funktion är inte tillåtet enligt artskyddsförordningen</w:t>
       </w:r>
     </w:p>
+    <w:p>
+      <w:r>
+        <w:br w:type="page"/>
+      </w:r>
+    </w:p>
+    <w:p>
+      <w:pPr>
+        <w:pStyle w:val="Title"/>
+      </w:pPr>
+      <w:r>
+        <w:t>BILAGA 1 – Fridlysta arter</w:t>
+      </w:r>
+    </w:p>
+    <w:p>
+      <w:pPr>
+        <w:pStyle w:val="Heading1"/>
+      </w:pPr>
+      <w:r>
+        <w:t>Tjäder – ekologi samt krav på livsmiljön</w:t>
+      </w:r>
+    </w:p>
+    <w:p>
+      <w:r>
+        <w:t xml:space="preserve">Tjäder (§4) omfattas av bilaga 1 och 2 EU:s fågeldirektiv och är typisk art för </w:t>
+      </w:r>
+      <w:r>
+        <w:rPr>
+          <w:i/>
+        </w:rPr>
+        <w:t xml:space="preserve">9010 Taiga </w:t>
+      </w:r>
+      <w:r>
+        <w:t xml:space="preserve">och </w:t>
+      </w:r>
+      <w:r>
+        <w:rPr>
+          <w:i/>
+        </w:rPr>
+        <w:t>9740 Skogsbevuxen myr</w:t>
+      </w:r>
+      <w:r>
+        <w:t>. Tjädern är en utpräglad skogsfågel knuten till större sammanhängande barrskogsområden. Tupparna och hönorna utnyttjar till viss del olika miljöer, och habitatvalet varierar dessutom mellan olika delar av året. För att det ska finnas livskraftiga tjäderbestånd krävs funktionella skogslandskap med en blandning av uppvuxen, gles och luckig skog, täta sumpskogar, myrar och andra små våtmarker (Skogsstyrelsen, 2019; SLU Artdatabanken 2024).</w:t>
+      </w:r>
+    </w:p>
+    <w:p>
+      <w:r>
+        <w:t>Arten försvinner när skogen fragmenteras och den sammanlagda arealen hyggen och andra öppna områden blir för stor. Ett småskaligt och försiktigt virkesuttag genom hyggesfria metoder kan i vissa fall vara möjligt i området inom 200 m från lekcentrum. Längre ut från lekcentrum, inom 200–500 m bör den avverkade ytan inte överskrida 1 hektar för att undvika alltför stora och snabba förändringar (Skogsstyrelsen, 2019).</w:t>
+      </w:r>
+    </w:p>
+    <w:p>
+      <w:pPr>
+        <w:pStyle w:val="Heading2"/>
+      </w:pPr>
+      <w:r>
+        <w:t>Referenser – tjäder</w:t>
+      </w:r>
+    </w:p>
+    <w:p>
+      <w:r>
+        <w:t xml:space="preserve">Skogsstyrelsen, 2019. </w:t>
+      </w:r>
+      <w:r>
+        <w:rPr>
+          <w:i/>
+        </w:rPr>
+        <w:t>Vägledning för hänsyn till fåglar – tjäder.</w:t>
+      </w:r>
+    </w:p>
+    <w:p>
+      <w:r>
+        <w:t xml:space="preserve">SLU Artdatabanken, 2024. </w:t>
+      </w:r>
+      <w:r>
+        <w:rPr>
+          <w:i/>
+        </w:rPr>
+        <w:t xml:space="preserve">Artfaktablad. Naturvård – artfakta. </w:t>
+      </w:r>
+      <w:r>
+        <w:t>SLU Artdatabanken, Uppsala</w:t>
+      </w:r>
+    </w:p>
     <w:sectPr>
       <w:headerReference w:type="even" r:id="rId8"/>
       <w:headerReference w:type="default" r:id="rId9"/>
@@ -692,7 +919,7 @@
     <w:r>
       <w:tab/>
       <w:tab/>
-      <w:t>2026-06-29</w:t>
+      <w:t>2026-06-30</w:t>
       <w:br/>
       <w:br/>
     </w:r>

--- a/klagomål/A 61183-2025 FSC-klagomål.docx
+++ b/klagomål/A 61183-2025 FSC-klagomål.docx
@@ -919,7 +919,7 @@
     <w:r>
       <w:tab/>
       <w:tab/>
-      <w:t>2026-06-30</w:t>
+      <w:t>2026-07-01</w:t>
       <w:br/>
       <w:br/>
     </w:r>

--- a/klagomål/A 61183-2025 FSC-klagomål.docx
+++ b/klagomål/A 61183-2025 FSC-klagomål.docx
@@ -919,7 +919,7 @@
     <w:r>
       <w:tab/>
       <w:tab/>
-      <w:t>2026-07-01</w:t>
+      <w:t>2026-07-02</w:t>
       <w:br/>
       <w:br/>
     </w:r>

--- a/klagomål/A 61183-2025 FSC-klagomål.docx
+++ b/klagomål/A 61183-2025 FSC-klagomål.docx
@@ -919,7 +919,7 @@
     <w:r>
       <w:tab/>
       <w:tab/>
-      <w:t>2026-07-13</w:t>
+      <w:t>2026-07-14</w:t>
       <w:br/>
       <w:br/>
     </w:r>

--- a/klagomål/A 61183-2025 FSC-klagomål.docx
+++ b/klagomål/A 61183-2025 FSC-klagomål.docx
@@ -919,7 +919,7 @@
     <w:r>
       <w:tab/>
       <w:tab/>
-      <w:t>2026-07-14</w:t>
+      <w:t>2026-07-15</w:t>
       <w:br/>
       <w:br/>
     </w:r>

--- a/klagomål/A 61183-2025 FSC-klagomål.docx
+++ b/klagomål/A 61183-2025 FSC-klagomål.docx
@@ -919,7 +919,7 @@
     <w:r>
       <w:tab/>
       <w:tab/>
-      <w:t>2026-07-15</w:t>
+      <w:t>2026-07-16</w:t>
       <w:br/>
       <w:br/>
     </w:r>

--- a/klagomål/A 61183-2025 FSC-klagomål.docx
+++ b/klagomål/A 61183-2025 FSC-klagomål.docx
@@ -919,7 +919,7 @@
     <w:r>
       <w:tab/>
       <w:tab/>
-      <w:t>2026-07-16</w:t>
+      <w:t>2026-07-17</w:t>
       <w:br/>
       <w:br/>
     </w:r>

--- a/klagomål/A 61183-2025 FSC-klagomål.docx
+++ b/klagomål/A 61183-2025 FSC-klagomål.docx
@@ -919,7 +919,7 @@
     <w:r>
       <w:tab/>
       <w:tab/>
-      <w:t>2026-07-17</w:t>
+      <w:t>2026-07-18</w:t>
       <w:br/>
       <w:br/>
     </w:r>

--- a/klagomål/A 61183-2025 FSC-klagomål.docx
+++ b/klagomål/A 61183-2025 FSC-klagomål.docx
@@ -919,7 +919,7 @@
     <w:r>
       <w:tab/>
       <w:tab/>
-      <w:t>2026-07-18</w:t>
+      <w:t>2026-07-19</w:t>
       <w:br/>
       <w:br/>
     </w:r>

--- a/klagomål/A 61183-2025 FSC-klagomål.docx
+++ b/klagomål/A 61183-2025 FSC-klagomål.docx
@@ -919,7 +919,7 @@
     <w:r>
       <w:tab/>
       <w:tab/>
-      <w:t>2026-07-19</w:t>
+      <w:t>2026-07-20</w:t>
       <w:br/>
       <w:br/>
     </w:r>

--- a/klagomål/A 61183-2025 FSC-klagomål.docx
+++ b/klagomål/A 61183-2025 FSC-klagomål.docx
@@ -919,7 +919,7 @@
     <w:r>
       <w:tab/>
       <w:tab/>
-      <w:t>2026-07-20</w:t>
+      <w:t>2026-07-21</w:t>
       <w:br/>
       <w:br/>
     </w:r>

--- a/klagomål/A 61183-2025 FSC-klagomål.docx
+++ b/klagomål/A 61183-2025 FSC-klagomål.docx
@@ -919,7 +919,7 @@
     <w:r>
       <w:tab/>
       <w:tab/>
-      <w:t>2026-07-21</w:t>
+      <w:t>2026-07-22</w:t>
       <w:br/>
       <w:br/>
     </w:r>

--- a/klagomål/A 61183-2025 FSC-klagomål.docx
+++ b/klagomål/A 61183-2025 FSC-klagomål.docx
@@ -919,7 +919,7 @@
     <w:r>
       <w:tab/>
       <w:tab/>
-      <w:t>2026-07-22</w:t>
+      <w:t>2026-07-23</w:t>
       <w:br/>
       <w:br/>
     </w:r>

--- a/klagomål/A 61183-2025 FSC-klagomål.docx
+++ b/klagomål/A 61183-2025 FSC-klagomål.docx
@@ -919,7 +919,7 @@
     <w:r>
       <w:tab/>
       <w:tab/>
-      <w:t>2026-07-23</w:t>
+      <w:t>2026-07-24</w:t>
       <w:br/>
       <w:br/>
     </w:r>

--- a/klagomål/A 61183-2025 FSC-klagomål.docx
+++ b/klagomål/A 61183-2025 FSC-klagomål.docx
@@ -919,7 +919,7 @@
     <w:r>
       <w:tab/>
       <w:tab/>
-      <w:t>2026-07-24</w:t>
+      <w:t>2026-07-25</w:t>
       <w:br/>
       <w:br/>
     </w:r>

--- a/klagomål/A 61183-2025 FSC-klagomål.docx
+++ b/klagomål/A 61183-2025 FSC-klagomål.docx
@@ -919,7 +919,7 @@
     <w:r>
       <w:tab/>
       <w:tab/>
-      <w:t>2026-07-25</w:t>
+      <w:t>2026-07-26</w:t>
       <w:br/>
       <w:br/>
     </w:r>

--- a/klagomål/A 61183-2025 FSC-klagomål.docx
+++ b/klagomål/A 61183-2025 FSC-klagomål.docx
@@ -919,7 +919,7 @@
     <w:r>
       <w:tab/>
       <w:tab/>
-      <w:t>2026-07-26</w:t>
+      <w:t>2026-07-27</w:t>
       <w:br/>
       <w:br/>
     </w:r>

--- a/klagomål/A 61183-2025 FSC-klagomål.docx
+++ b/klagomål/A 61183-2025 FSC-klagomål.docx
@@ -919,7 +919,7 @@
     <w:r>
       <w:tab/>
       <w:tab/>
-      <w:t>2026-07-27</w:t>
+      <w:t>2026-07-28</w:t>
       <w:br/>
       <w:br/>
     </w:r>

--- a/klagomål/A 61183-2025 FSC-klagomål.docx
+++ b/klagomål/A 61183-2025 FSC-klagomål.docx
@@ -919,7 +919,7 @@
     <w:r>
       <w:tab/>
       <w:tab/>
-      <w:t>2026-07-28</w:t>
+      <w:t>2026-07-29</w:t>
       <w:br/>
       <w:br/>
     </w:r>

--- a/klagomål/A 61183-2025 FSC-klagomål.docx
+++ b/klagomål/A 61183-2025 FSC-klagomål.docx
@@ -919,7 +919,7 @@
     <w:r>
       <w:tab/>
       <w:tab/>
-      <w:t>2026-07-29</w:t>
+      <w:t>2026-07-30</w:t>
       <w:br/>
       <w:br/>
     </w:r>

--- a/klagomål/A 61183-2025 FSC-klagomål.docx
+++ b/klagomål/A 61183-2025 FSC-klagomål.docx
@@ -919,7 +919,7 @@
     <w:r>
       <w:tab/>
       <w:tab/>
-      <w:t>2026-07-30</w:t>
+      <w:t>2026-07-31</w:t>
       <w:br/>
       <w:br/>
     </w:r>

--- a/klagomål/A 61183-2025 FSC-klagomål.docx
+++ b/klagomål/A 61183-2025 FSC-klagomål.docx
@@ -919,7 +919,7 @@
     <w:r>
       <w:tab/>
       <w:tab/>
-      <w:t>2026-07-31</w:t>
+      <w:t>2026-08-01</w:t>
       <w:br/>
       <w:br/>
     </w:r>

--- a/klagomål/A 61183-2025 FSC-klagomål.docx
+++ b/klagomål/A 61183-2025 FSC-klagomål.docx
@@ -919,7 +919,7 @@
     <w:r>
       <w:tab/>
       <w:tab/>
-      <w:t>2026-08-01</w:t>
+      <w:t>2026-08-02</w:t>
       <w:br/>
       <w:br/>
     </w:r>

--- a/klagomål/A 61183-2025 FSC-klagomål.docx
+++ b/klagomål/A 61183-2025 FSC-klagomål.docx
@@ -919,7 +919,7 @@
     <w:r>
       <w:tab/>
       <w:tab/>
-      <w:t>2026-08-02</w:t>
+      <w:t>2026-08-03</w:t>
       <w:br/>
       <w:br/>
     </w:r>

--- a/klagomål/A 61183-2025 FSC-klagomål.docx
+++ b/klagomål/A 61183-2025 FSC-klagomål.docx
@@ -919,7 +919,7 @@
     <w:r>
       <w:tab/>
       <w:tab/>
-      <w:t>2026-08-03</w:t>
+      <w:t>2026-08-05</w:t>
       <w:br/>
       <w:br/>
     </w:r>

--- a/klagomål/A 61183-2025 FSC-klagomål.docx
+++ b/klagomål/A 61183-2025 FSC-klagomål.docx
@@ -919,7 +919,7 @@
     <w:r>
       <w:tab/>
       <w:tab/>
-      <w:t>2026-08-05</w:t>
+      <w:t>2026-08-07</w:t>
       <w:br/>
       <w:br/>
     </w:r>

--- a/klagomål/A 61183-2025 FSC-klagomål.docx
+++ b/klagomål/A 61183-2025 FSC-klagomål.docx
@@ -919,7 +919,7 @@
     <w:r>
       <w:tab/>
       <w:tab/>
-      <w:t>2026-08-07</w:t>
+      <w:t>2026-08-08</w:t>
       <w:br/>
       <w:br/>
     </w:r>

--- a/klagomål/A 61183-2025 FSC-klagomål.docx
+++ b/klagomål/A 61183-2025 FSC-klagomål.docx
@@ -216,7 +216,7 @@
         <w:spacing w:after="240"/>
       </w:pPr>
       <w:r>
-        <w:t>Figur 1. Fyndplatser för naturvårdsarter i och inom 19 meter från avverkningsanmälan. Markörer utan svart kant är placerade på fyndplatsen. Markörer med svart kant är placerade vid sidan av fyndplatsen har ett svart streck som visar fyndplatsens exakta position. Kartans mittpunktskoordinat är N 6823729, E 488314 i SWEREF 99 TM.</w:t>
+        <w:t>Figur 1. Fyndplatser för naturvårdsarter i och inom 19 meter från avverkningsanmälan. Markörer utan svart kant är placerade på fyndplatsen. Markörer med svart kant är placerade vid sidan av fyndplatsen och har ett svart streck som visar fyndplatsens exakta position. Kartans mittpunktskoordinat är N 6823729, E 488314 i SWEREF 99 TM.</w:t>
       </w:r>
     </w:p>
     <w:p>
@@ -919,7 +919,7 @@
     <w:r>
       <w:tab/>
       <w:tab/>
-      <w:t>2026-08-14</w:t>
+      <w:t>2026-08-15</w:t>
       <w:br/>
       <w:br/>
     </w:r>

--- a/klagomål/A 61183-2025 FSC-klagomål.docx
+++ b/klagomål/A 61183-2025 FSC-klagomål.docx
@@ -919,7 +919,7 @@
     <w:r>
       <w:tab/>
       <w:tab/>
-      <w:t>2026-08-15</w:t>
+      <w:t>2026-08-16</w:t>
       <w:br/>
       <w:br/>
     </w:r>

--- a/klagomål/A 61183-2025 FSC-klagomål.docx
+++ b/klagomål/A 61183-2025 FSC-klagomål.docx
@@ -919,7 +919,7 @@
     <w:r>
       <w:tab/>
       <w:tab/>
-      <w:t>2026-08-16</w:t>
+      <w:t>2026-08-17</w:t>
       <w:br/>
       <w:br/>
     </w:r>

--- a/klagomål/A 61183-2025 FSC-klagomål.docx
+++ b/klagomål/A 61183-2025 FSC-klagomål.docx
@@ -919,7 +919,7 @@
     <w:r>
       <w:tab/>
       <w:tab/>
-      <w:t>2026-08-17</w:t>
+      <w:t>2026-08-18</w:t>
       <w:br/>
       <w:br/>
     </w:r>

--- a/klagomål/A 61183-2025 FSC-klagomål.docx
+++ b/klagomål/A 61183-2025 FSC-klagomål.docx
@@ -919,7 +919,7 @@
     <w:r>
       <w:tab/>
       <w:tab/>
-      <w:t>2026-08-18</w:t>
+      <w:t>2026-08-19</w:t>
       <w:br/>
       <w:br/>
     </w:r>

--- a/klagomål/A 61183-2025 FSC-klagomål.docx
+++ b/klagomål/A 61183-2025 FSC-klagomål.docx
@@ -919,7 +919,7 @@
     <w:r>
       <w:tab/>
       <w:tab/>
-      <w:t>2026-08-19</w:t>
+      <w:t>2026-08-20</w:t>
       <w:br/>
       <w:br/>
     </w:r>

--- a/klagomål/A 61183-2025 FSC-klagomål.docx
+++ b/klagomål/A 61183-2025 FSC-klagomål.docx
@@ -919,7 +919,7 @@
     <w:r>
       <w:tab/>
       <w:tab/>
-      <w:t>2026-08-20</w:t>
+      <w:t>2026-08-21</w:t>
       <w:br/>
       <w:br/>
     </w:r>

--- a/klagomål/A 61183-2025 FSC-klagomål.docx
+++ b/klagomål/A 61183-2025 FSC-klagomål.docx
@@ -919,7 +919,7 @@
     <w:r>
       <w:tab/>
       <w:tab/>
-      <w:t>2026-08-21</w:t>
+      <w:t>2026-08-22</w:t>
       <w:br/>
       <w:br/>
     </w:r>
